--- a/astro-site/public/dl/plan-negocio-heladeria/plan-de-negocio-heladeria.docx
+++ b/astro-site/public/dl/plan-negocio-heladeria/plan-de-negocio-heladeria.docx
@@ -325,12 +325,12 @@
     </w:p>
     <w:p>
       <w:r>
-        <w:t>La inversión total es de 158.274 €: 125.650 € de puesta en marcha, que incluyen 117.150 € de obra, maquinaria y puesta en marcha más la fianza y la renta previa, y 32.624 € de fondo de maniobra. A eso se suma el IVA de la inversión, 24.896 €, que se adelanta y se recupera, por lo que la necesidad de caja llega a 183.170 €. Se financia con 55.000 € de recursos propios y un préstamo de 129.000 € a 7 años, con 1 año de carencia de principal y un tipo de 6 %. Los fondos suman 184.000 € y la diferencia con la necesidad es de solo 830 €. La cuota anual, ya sin carencia, es de 26.234 €.</w:t>
+        <w:t>La inversión total es de 158.274 €: 117.150 € de obra, equipo y arranque (formación, marca, trámites y stock inicial incluidos), 5.100 € de fianza y 3.400 € de renta previa, que suman 125.650 € de inversión sin el fondo, y 32.624 € de fondo de maniobra. A eso se suma el IVA de la inversión, 24.896 €, que se adelanta y se recupera poco a poco con las declaraciones de IVA, por lo que la necesidad de caja llega a 183.170 €. Se financia con 55.000 € de recursos propios y un préstamo de 129.000 € a 7 años, con 1 año de carencia de principal y un tipo del 6 %. Los fondos suman 184.000 € y la diferencia con la necesidad es de solo 830 €. La cuota anual, ya sin carencia, es de 26.234 €.</w:t>
       </w:r>
     </w:p>
     <w:p>
       <w:r>
-        <w:t>El primer año factura 217.217 € y deja un resultado neto de 12.580 €, un 5,8 % de las ventas. Los clientes crecen un 8 % en el segundo año y un 5 % en el tercero, siempre con el mismo ticket: las ventas pasan a 234.594 € y 246.324 €, y el neto, a 18.085 € y 18.606 €. La holgura de caja sobre el equilibrio es de 19,5 % el primer año, pero porque hay carencia. En el segundo baja a 8,7 %, porque empieza a devolverse el principal, y en el tercero es de 9,9 %. Son los años que hay que vigilar. El plazo de recuperación de la inversión es de Más de 3 años.</w:t>
+        <w:t>El primer año factura 217.217 € y deja un resultado neto de 12.580 €, un 5,8 % de las ventas. Los clientes crecen un 8 % en el segundo año y un 5 % en el tercero, siempre con el mismo ticket: las ventas pasan a 234.594 € y 246.324 €, y el neto, a 18.085 € y 18.606 €. La holgura de caja sobre el equilibrio es de 19,5 % el primer año, pero porque hay carencia. En el segundo baja a 8,7 %, porque empieza a devolverse el principal, y en el tercero es de 9,9 %. Son los años que hay que vigilar. La inversión se recupera en más de tres años (unos 4,5 si el tercer año se repite).</w:t>
       </w:r>
     </w:p>
     <w:p>
@@ -362,7 +362,7 @@
     </w:p>
     <w:p>
       <w:r>
-        <w:t>La propuesta de valor es helado elaborado cada día en el obrador, que el cliente ve desde el mostrador. Hay 18 sabores en verano y 10-12 en invierno: los clásicos, los de temporada, algún sabor de autor y sorbetes sin lácteos para quien no toma leche. La base se prepara con los secos mezclados con el azúcar y después los líquidos; a 40-50 °C entran las grasas, las yemas y los emulsionantes, y solo entonces se pasteuriza a 85 °C, se enfría rápido a 4 °C o menos y se deja madurar de 4 a 12 horas a 2-4 °C. Las denominaciones son honestas: «helado crema», «mantecado» o «sorbete» solo si la receta cumple el artículo 3 del RD 618/1998. Y escribes «ELABORACIÓN PROPIA» en lugar de «artesano» si no tienes la calificación artesanal de tu comunidad. Los alérgenos van resueltos en la vitrina y en la carta.</w:t>
+        <w:t>La propuesta de valor es helado elaborado cada día en el obrador, que el cliente ve desde el mostrador. Hay 18 sabores en verano y 10-12 en invierno: los clásicos, los de temporada, algún sabor de autor y sorbetes sin lácteos para quien no toma leche. Para la base viertes los líquidos en el pasteurizador y añades los secos, premezclados con el azúcar, con el agitador en marcha; a 40-50 °C entran las grasas, las yemas y los emulsionantes, y solo entonces se pasteuriza a 85 °C, se enfría rápido a 4 °C o menos y se deja madurar de 4 a 12 horas a 2-4 °C. Las denominaciones son honestas: «helado crema», «mantecado» o «sorbete» solo si la receta cumple el artículo 3 del RD 618/1998. Y escribes «ELABORACIÓN PROPIA» en lugar de «artesano» si no tienes la calificación artesanal de tu comunidad. Los alérgenos van resueltos en la vitrina y en la carta.</w:t>
       </w:r>
     </w:p>
     <w:p>
@@ -404,22 +404,22 @@
     </w:p>
     <w:p>
       <w:r>
-        <w:t>Fuera del hogar, el consumo fue de 31,24 millones, un 5,2 % más, a razón de 0,87 por persona y año en unas siete ocasiones, sobre todo en el segundo y el tercer trimestre. La estacionalidad es muy marcada: el 81,6 % del volumen de los hogares se consume de abril a septiembre, con julio en el 20 %, junio en el 17,8 % y agosto en el 17,1 %. La bola en la calle cuesta de 2 a 4 €, y hasta 6 € en las heladerías gourmet, según la prensa local de mayo de 2026. El precio de 3,20 € de la carta del caso se mueve en esa horquilla.</w:t>
+        <w:t>Fuera del hogar, el consumo fue de 31,24 millones de litros (o kilos), un 5,2 % más, a razón de 0,87 litros por persona y año en unas siete ocasiones, sobre todo en el segundo y el tercer trimestre. La estacionalidad es muy marcada: el 81,6 % del volumen de los hogares se consume de abril a septiembre, con julio en el 20 %, junio en el 17,8 % y agosto en el 17,1 %. La bola en la calle cuesta de 2 a 4 €, y hasta 6 € en las heladerías gourmet, según la prensa local de mayo de 2026. El precio de 3,20 € de la carta del caso se mueve en esa horquilla.</w:t>
       </w:r>
     </w:p>
     <w:p>
       <w:r>
-        <w:t>Las búsquedas muestran un mercado donde el cliente final manda. Según DataForSEO, en octubre de 2026 «heladería artesanal» tiene 2.400 búsquedas al mes en Google España, con picos de 5.400 en el verano; «helado artesanal», 590; «mantecadora», 210, y «franquicia heladería», 170. En cambio, apenas se buscan «cómo montar una heladería», con 20 al mes, y «plan de negocio heladería», con 10. Es una señal útil: quien va a abrir busca poco y decide con datos, y por eso este plan lleva un Excel que puedes recalcular con tu ciudad y tu alquiler en lugar de promesas genéricas.</w:t>
+        <w:t>Las búsquedas muestran un mercado donde el cliente final manda. Según DataForSEO, en octubre de 2026 «heladería artesanal» tiene 2.400 búsquedas al mes en Google España, con picos de 5.400 en el verano; «helado artesanal», 590; «mantecadora», 210, y «franquicia heladería», 170. En cambio, apenas se buscan «cómo montar una heladería», con 20 al mes, y «plan de negocio heladería», con 10. Es una señal útil: quien va a abrir busca poco, así que lo poco que encuentra tiene que servirle con sus propios números. Por eso este plan lleva un Excel que puedes recalcular con tu ciudad y tu alquiler en lugar de promesas genéricas.</w:t>
       </w:r>
     </w:p>
     <w:p>
       <w:r>
-        <w:t>Con el Mes 1 en marzo, el plan reparte la venta con la estacionalidad: de abril a septiembre se concentra el 73 % de la venta, menos que el 81,6 % de los hogares porque el invierno vende crepes, chocolate y Navidad, con el pico en julio y el valle en enero. El arranque lleva una rampa de 4 meses, que empieza en el 70 % de la actividad. El saldo mínimo de tesorería es de 30.175 € en marzo, el mes 1. Por eso se abre en marzo: abrir en otoño gasta el fondo antes del primer verano. El mes 5 es julio.</w:t>
+        <w:t>Con el Mes 1 en marzo, el plan reparte la venta con la estacionalidad: de abril a septiembre se concentra el 73 % de la venta, menos que el 81,6 % de los hogares porque el invierno vende crepes, chocolate y Navidad, con el pico en julio y el valle en enero. El arranque lleva una rampa de 4 meses, que empieza en el 70 % de la actividad. El saldo de caja más bajo, 30.175 €, llega en marzo, el mes 1, recién pagada la inversión; después el verano lo sube. Por eso se abre en marzo: abriendo en otoño, el fondo se gastaría antes del primer julio, que en el plan es el mes 5.</w:t>
       </w:r>
     </w:p>
     <w:p>
       <w:r>
-        <w:t>El hueco es claro: nadie publica un plan de negocio español de heladería con Excel vivo. Lo que existe son guías de blog o planes latinoamericanos en PDF, con otros impuestos, otra normativa y otras unidades. Este documento se apoya en datos del Ministerio y en normas españolas.</w:t>
+        <w:t>El hueco es claro: en los primeros resultados de Google no aparece ningún plan de negocio español de heladería con Excel vivo. Lo que existe son guías de blog o planes latinoamericanos en PDF, con otros impuestos, otra normativa y otras unidades. Este documento se apoya en datos del Ministerio y en normas españolas.</w:t>
       </w:r>
     </w:p>
     <w:p>
@@ -461,12 +461,12 @@
     </w:p>
     <w:p>
       <w:r>
-        <w:t>Las barreras de entrada son de cumplimiento y de caja. La venta y la fabricación en el propio local, el epígrafe 644.4 del IAE, se abre por declaración responsable, sin licencia previa, hasta 750 m²; las mesas siguen el régimen municipal de hostelería, y la terraza se autoriza siempre aparte. Además, el obrador va al registro sanitario autonómico. El RGSEAA solo entra si sirves a otros negocios fuera de los límites del artículo 3 del RD 1021/2022. Y la caja pesa: la maquinaria del caso suma 70.900 €. Confirma con tu ayuntamiento y tu gestoría cada paso.</w:t>
+        <w:t>Las barreras de entrada son de cumplimiento y de caja. La venta y la fabricación en el propio local, el epígrafe 644.4 del IAE, se abre por declaración responsable, sin licencia previa, hasta 750 m²; las mesas siguen el régimen municipal de hostelería, y la terraza se autoriza siempre aparte. Además, el obrador va al registro sanitario autonómico. El RGSEAA solo entra si sirves a otros negocios fuera de los límites del artículo 3 del RD 1021/2022. Y la caja pesa: la maquinaria, el mobiliario y los equipos del caso suman 70.900 €. Confirma con tu ayuntamiento y tu gestoría cada paso.</w:t>
       </w:r>
     </w:p>
     <w:p>
       <w:r>
-        <w:t>Cuatro factores deciden si funciona. El primero es el producto: un helado distinto a diario, con denominaciones honestas y sabores de temporada. El segundo es el sitio: una calle con paso y un local que se vea. El tercero es el control del coste: la mercancía del caso es un 20,5 % de las ventas del primer año y el equilibrio de caja está en 120 clientes al día, así que cada bola que se regala o se tira se nota. El cuarto es la caja del invierno: conservarla desde el primer verano y no gastarla en el primer capricho.</w:t>
+        <w:t>Cuatro factores deciden si funciona. El primero es el producto: un helado distinto a diario, con denominaciones honestas y sabores de temporada. El segundo es el sitio: una calle con paso y un local que se vea. El tercero es el control del coste: la mercancía del caso es un 20,5 % de las ventas del primer año y el equilibrio de caja está en 120 clientes al día el primer año, y en 143 y 148 el segundo y el tercero, cuando ya devuelves el préstamo, así que cada bola que se regala o se tira se nota. El cuarto es la caja del invierno: conservarla desde el primer verano y no gastarla en el primer capricho.</w:t>
       </w:r>
     </w:p>
     <w:p>
@@ -545,22 +545,22 @@
     </w:p>
     <w:p>
       <w:r>
-        <w:t>Un día de obrador sigue siempre el mismo orden, y ese orden es una cuestión de seguridad alimentaria, no de gusto. Empiezas mezclando los secos con el azúcar y después añades los líquidos. Las grasas (la nata, la mantequilla), las yemas y los emulsionantes entran cuando la mezcla empieza a subir de temperatura, a 40-50 °C, siempre antes de pasteurizar. Luego viene la pasteurización a 85 °C, que además cumple con holgura los 70 °C durante 2 segundos que exige el huevo (art. 9 del RD 1021/2022). A continuación, enfriado rápido a 4 °C o menos y maduración a 2-4 °C entre 4 y 12 horas; si la mezcla lleva huevo, la mantecas dentro de las 24 horas. Tras la mantecación, el helado pasa al abatidor hasta los −18 °C en el corazón y se conserva a −18 °C o menos. Una vez pasteurizada la mezcla, solo entra lo que no necesita tratamiento térmico: pastas puras, variegatos y la fruta lavada de los sorbetes. Ni la yema ni la nata crudas tienen sitio en ese punto del proceso. Apunta cada lote con su fecha y sus temperaturas: es la base de tu APPCC.</w:t>
+        <w:t>Un día de obrador sigue siempre el mismo orden, y ese orden es una cuestión de seguridad alimentaria, no de gusto. Viertes los líquidos en el pasteurizador y añades los secos, premezclados con el azúcar para que el estabilizante no haga grumos, con el agitador en marcha. Las grasas (la nata, la mantequilla), las yemas y los emulsionantes entran cuando la mezcla empieza a subir de temperatura, a 40-50 °C, siempre antes de pasteurizar. Luego viene la pasteurización a 85 °C, que además cumple con holgura los 70 °C durante 2 segundos que exige el huevo (art. 9 del RD 1021/2022). A continuación, enfriado rápido a 4 °C o menos y maduración a 2-4 °C entre 4 y 12 horas; si la mezcla lleva huevo, la mantecas dentro de las 24 horas. Tras la mantecación, el helado pasa al abatidor hasta los −18 °C en el corazón y se conserva a −18 °C o menos. Una vez pasteurizada la mezcla, solo entra lo que no necesita tratamiento térmico: pastas puras, variegatos y la fruta lavada de los sorbetes. Ni la yema ni la nata crudas tienen sitio en ese punto del proceso. Apunta cada lote con su fecha y sus temperaturas: es la base de tu APPCC.</w:t>
       </w:r>
     </w:p>
     <w:p>
       <w:r>
-        <w:t>El corazón del obrador son cinco equipos. El pasteurizador de 30 litros cuesta 14.600 € (14.601,75 € sin IVA en la tarifa de un distribuidor, en octubre de 2026). La mantecadora horizontal, de 6-12 litros por ciclo, 14.000 €: las marcas profesionales no publican tarifa, aunque una vertical de entrada de 26-30 l/h cuesta unos 4.200 € sin IVA. El abatidor, 5.500 €. Los armarios de conservación y maduración, 5.800 €. Y la vitrina ventilada de 18 cubetas, 10.500 €; como referencia, dos módulos de 10 cubetas cuestan unos 5.090 € cada uno en la tarifa del fabricante. Pide siempre presupuesto con instalación y plazo de entrega, porque el precio cambia según la marca. Si el capital aprieta, más adelante tienes la variante de maquinaria combinada o de ocasión revisada.</w:t>
+        <w:t>El corazón del obrador son cinco equipos. El pasteurizador de 30 litros cuesta 14.600 € (14.601,75 € sin IVA en la tarifa de un distribuidor, en octubre de 2026). La mantecadora horizontal, de 6-12 litros por ciclo, 14.000 €: es una estimación del kit en la parte baja de lo publicado (12.000-35.000 €), porque las marcas profesionales no publican tarifa, así que pide al menos dos presupuestos antes de cerrar el préstamo. Una vertical de entrada de 26-30 l/h cuesta unos 4.200 € sin IVA. El abatidor, 5.500 €. Los armarios de conservación y maduración, 5.800 €. Y la vitrina ventilada de 18 cubetas, 10.500 €: se monta con dos módulos de 10 cubetas, a unos 5.090 € cada uno en la tarifa del fabricante, y los dos huecos que sobran sirven para el sabor del día o la reserva. Pide siempre presupuesto con instalación y plazo de entrega, porque el precio cambia según la marca. Si el capital aprieta, más adelante tienes la variante de maquinaria combinada o de ocasión revisada.</w:t>
       </w:r>
     </w:p>
     <w:p>
       <w:r>
-        <w:t>Con este equipo el obrador produce unos 7.150 kg de helado al año, unos 10.500 litros. En julio, el mes de más venta, son unos 38 kg al día, unas 11 cubetas de 5 litros, que salen con un ciclo diario del pasteurizador y 6-7 ciclos de mantecadora. La vitrina de 18 cubetas deja, por tanto, holgura para las tartas y para los pedidos de restaurantes. Un dato de calidad: la ley fija un mínimo de 430 g por litro (RD 618/1998), pero el helado artesano suele ir de 0,6 a 0,75 kg por litro, con menos aire y más sabor. En invierno la vitrina baja a 10-12 cubetas, lo que reduce la merma y el consumo eléctrico.</w:t>
+        <w:t>Con este equipo el obrador produce unos 7.150 kg de helado al año, unos 10.500 litros. En julio, el mes de más venta, son unos 38 kg al día, unas 11 cubetas de 5 litros, que salen con un ciclo diario del pasteurizador y 6-7 ciclos de mantecadora. Las 11 cubetas del pico caben en una vitrina de 18, y el obrador y los armarios dejan holgura para las tartas y los pedidos de restaurantes. Un dato de calidad: la ley fija un mínimo de 430 g por litro (RD 618/1998), pero el helado artesano suele ir de 0,6 a 0,75 kg por litro, con menos aire y más sabor. En invierno la vitrina baja a 10-12 cubetas, lo que reduce la merma y el consumo eléctrico.</w:t>
       </w:r>
     </w:p>
     <w:p>
       <w:r>
-        <w:t>El horario sigue a la estación. De mediados de abril a septiembre abres de 12:00 a 24:00 todos los días. En marzo, la primera quincena de abril y octubre abres 8 horas al día y seis días a la semana. De noviembre a febrero, 6 horas entre semana y más el fin de semana, con cierre los lunes y tres semanas de vacaciones de mediados de enero a primeros de febrero. La instalación pide unos 30 kW en trifásica, porque cada módulo de vitrina gasta unos 23 kWh al día: comprueba la potencia del local antes de firmar. Los suministros salen a 700 € al mes de media.</w:t>
+        <w:t>El horario sigue a la estación. De mediados de abril a septiembre abres de 12:00 a 24:00 todos los días. En marzo, la primera quincena de abril y octubre abres 8 horas al día y seis días a la semana. De noviembre a febrero, 6 horas entre semana y más el fin de semana, con cierre los lunes y tres semanas de vacaciones de mediados de enero a primeros de febrero. La instalación pide unos 30 kW en trifásica (pasteurizador, mantecadora, abatidor, crepera, climatización y vitrinas), y cada módulo de vitrina consume unos 23 kWh al día: comprueba la potencia del local antes de firmar. Los suministros salen a 700 € al mes de media.</w:t>
       </w:r>
     </w:p>
     <w:p>
@@ -634,12 +634,12 @@
     </w:p>
     <w:p>
       <w:r>
-        <w:t>Para abrir necesitas 158.274 €. Son 125.650 € de compras (obra y equipo 117.150 €, más la fianza de 5.100 € y 3.400 € de renta antes de abrir) y 32.624 € de fondo de maniobra. El IVA de la inversión, 24.896 €, lo adelantas, así que la necesidad de caja llega a 183.170 €. Se financia con 55.000 € propios y un préstamo de 129.000 € al 6 %, a 7 años con 1 año de carencia y una cuota anual de 26.234 €.</w:t>
+        <w:t>Para abrir necesitas 158.274 €. Son 117.150 € de obra, equipo y arranque (formación, marca, trámites y stock inicial incluidos), 5.100 € de fianza y 3.400 € de renta antes de abrir, que suman 125.650 € de inversión sin el fondo, más 32.624 € de fondo de maniobra. El IVA de la inversión, 24.896 €, lo adelantas, así que la necesidad de caja llega a 183.170 €. Ese IVA lo recuperas compensándolo en tus declaraciones o pidiendo la devolución en la del cuarto trimestre, que se presenta en enero: hasta diciembre solo se compensan unos 7.000 €, así que en esa declaración puedes pedir que te devuelvan el resto, unos 17.750 €. Se financia con 55.000 € propios y un préstamo de 129.000 € al 6 %, a 7 años con 1 año de carencia y una cuota anual de 26.234 €.</w:t>
       </w:r>
     </w:p>
     <w:p>
       <w:r>
-        <w:t>La cuenta de resultados a tres años proyecta unas ventas de 217.217 €, 234.594 € y 246.324 €. Los 143 clientes al día son la media del primer año con la apertura incluida: el Excel reparte el año con la estacionalidad y una rampa de arranque, pero el año factura lo que dice la cuenta. Sube la clientela, no el precio: un 8 % más en el segundo año y un 5 % en el tercero, de 143 a 154 y 162 clientes al día con el mismo ticket de 4,90 € por persona, sin IVA. En el primer año el margen bruto es del 71,8 %, con la mercancía en el 20,5 % de las ventas; el personal suma 82.207 € y el alquiler 20.400 €, un 9,4 %. El resultado neto es de 12.580 €, 18.085 € y 18.606 €, es decir, un 5,8 %, un 7,7 % y un 7,6 % de las ventas. El tercer año ya tributa al tipo general del Impuesto de Sociedades. Son márgenes de heladería: ajustados, y dependientes de llenar el verano.</w:t>
+        <w:t>La cuenta de resultados a tres años proyecta unas ventas de 217.217 €, 234.594 € y 246.324 €. Los 143 clientes al día son la media del primer año con la apertura incluida: el Excel reparte el año con la estacionalidad y una rampa de arranque, pero el año factura lo que dice la cuenta. Sube la clientela, no el precio: un 8 % más en el segundo año y un 5 % en el tercero, de 143 a 154 y 162 clientes al día con el mismo ticket de 4,90 € por persona, sin IVA. En el primer año el margen bruto es del 71,8 %, con la mercancía en el 20,5 % de las ventas; el personal suma 82.207 € y el alquiler 20.400 €, un 9,4 %. El resultado neto es de 12.580 €, 18.085 € y 18.606 €, es decir, un 5,8 %, un 7,7 % y un 7,6 % de las ventas. El libro aplica en el tercer año el tipo general del Impuesto de Sociedades (25 %); con esta facturación tu SL podría pagar menos por los tipos de microempresa, así que confírmalo con tu asesor. Es el lado prudente. Son márgenes de heladería: ajustados, y dependientes de llenar el verano.</w:t>
       </w:r>
     </w:p>
     <w:p>
@@ -649,22 +649,22 @@
     </w:p>
     <w:p>
       <w:r>
-        <w:t>La tesorería numera los meses del 1 al 12, y el Mes 1 es marzo. La rampa arranca al 70 % y llega al ritmo de crucero en 4 meses. El saldo mínimo del año, 30.175 €, es el del mes 1, marzo, recién pagada la inversión. Después suma el verano y resta el invierno: de noviembre a febrero entra alrededor del 15 % de la venta del año con los costes fijos planos, pero la caja pierde mes a mes sin bajar de ese punto, y el año acaba en febrero con 66.345 €. El verano paga el invierno, y por eso el plan no abre en otoño. El modelo reparte el personal en doce meses aunque los fijos discontinuos cobran solo en temporada: el invierno sale algo más caro que en la realidad, lo cual es prudente.</w:t>
+        <w:t>La tesorería numera los meses del 1 al 12, y el Mes 1 es marzo. La rampa arranca al 70 % y llega al ritmo de crucero en 4 meses. El saldo mínimo del año, 30.175 €, es el del mes 1, marzo, recién pagada la inversión. Después suma el verano y resta el invierno: de noviembre a febrero entra alrededor del 15 % de la venta del año con los costes fijos planos, pero la caja pierde mes a mes sin bajar del mínimo de marzo, y el año acaba en febrero con 66.345 €. El verano paga el invierno, y por eso el plan no abre en otoño. El modelo reparte el personal en doce meses aunque los fijos discontinuos solo cobran en temporada: el invierno sale más caro y el verano más barato que en la realidad. El saldo de marzo y el de febrero apenas cambian, pero de junio a enero tendrás menos caja de la que marca la hoja: hasta unos 10.000 € menos en septiembre, que se recuperan poco a poco hasta febrero.</w:t>
       </w:r>
     </w:p>
     <w:p>
       <w:r>
-        <w:t>El DSCR mínimo es de 1,37, con 1,39 en el segundo año y 1,37 en el tercero: el negocio cubre la deuda, pero sin mucho colchón, y por eso el banco querrá ver tu plan de invierno. El payback del proyecto es «Más de 3 años», así que esta no es una inversión de recuperación rápida. Plantéala como un negocio de oficio que paga bien el sueldo del titular y devuelve el capital con paciencia.</w:t>
+        <w:t>El DSCR mínimo es de 1,37, con 1,39 en el segundo año y 1,37 en el tercero: el negocio cubre la deuda, pero sin mucho colchón, y por eso el banco querrá ver tu plan de invierno. El payback del proyecto es de más de tres años, así que esta no es una inversión de recuperación rápida. Plantéala como un negocio de oficio que te paga un sueldo de 1.750 € brutos al mes en 14 pagas y devuelve el capital con paciencia.</w:t>
       </w:r>
     </w:p>
     <w:p>
       <w:r>
-        <w:t>El escenario pesimista es un verano frío y lluvioso: 120 clientes al día a 4,60 € durante 300 días dan unas ventas de 165.600 € y un neto de -22.261 €, es decir, pérdidas. En el optimista, 165 clientes a 5,20 € durante 320 días dejan un neto de 47.576 €. La distancia entre uno y otro es lo que separa un buen verano de un mal verano.</w:t>
+        <w:t>El escenario pesimista es un verano frío y lluvioso: 120 clientes al día a 4,60 € durante 300 días dan unas ventas de 165.600 € y un neto de −22.261 €, es decir, pérdidas. En el optimista, 165 clientes a 5,20 € durante 320 días dejan un neto de 47.576 €. La distancia entre uno y otro es lo que separa un buen verano de un mal verano.</w:t>
       </w:r>
     </w:p>
     <w:p>
       <w:r>
-        <w:t>Hay dos alternativas razonadas, sin Excel. La variante de ahorro usa una pasteurizadora-mantecadora combinada o maquinaria de ocasión revisada, que según las guías publicadas cuesta un 40-60 % menos: la inversión bajaría a unos 90.000 €. La otra es cerrar de noviembre a febrero: ahorras meses de personal de mostrador y de suministros con el llamamiento de los fijos discontinuos, pero pierdes la Navidad, los encargos y la clientela de invierno, y sigues pagando el alquiler y la cuota del préstamo.</w:t>
+        <w:t>Hay dos alternativas razonadas, sin Excel. La variante de ahorro usa una pasteurizadora-mantecadora combinada o maquinaria de ocasión revisada, que según las guías publicadas cuesta un 40-60 % menos: las partidas de obra, equipo y arranque bajarían de 117.150 € a unos 92.000 €, y la inversión total, de 158.274 € a unos 133.000 €. Es una estimación: pon en la hoja de Inversión los precios reales de lo que compres. La otra es cerrar de noviembre a febrero: los fijos discontinuos ya no trabajan entonces, así que solo ahorras el invierno del dependiente si su contrato pasa a fijo discontinuo (unos 8.000 €) y parte de la luz. A cambio pierdes unos 23.000 € de margen, la Navidad, los encargos y la clientela de invierno, y sigues pagando el alquiler y la cuota del préstamo.</w:t>
       </w:r>
     </w:p>
     <w:p>
@@ -686,7 +686,7 @@
     </w:p>
     <w:p>
       <w:r>
-        <w:t>Puedes abrir como SL unipersonal (con un capital desde 1 €) o como autónomo. En el IAE (Real Decreto Legislativo 1175/1990), el epígrafe 644.4, «comercio al por menor de helados», te permite fabricar helado y tartas heladas en tu local para venderlos allí. El grupo 676 cubre el consumo en el local. El 414.4 solo te hace falta si fabricas para otros a escala industrial. Con una cifra de negocio inferior a 1 millón de euros estás exento de cuota.</w:t>
+        <w:t>Puedes abrir como SL unipersonal (con un capital desde 1 €) o como autónomo. En el IAE (Real Decreto Legislativo 1175/1990), el epígrafe 644.4, «comercio al por menor de helados», te permite fabricar helado y tartas heladas en tu local para venderlos allí. El grupo 676 cubre el consumo en el local. El 414.4 solo te hace falta si fabricas para otros a escala industrial. Con una cifra de negocio inferior a 1 millón de euros estás exento de cuota (art. 82.1.c de la Ley de Haciendas Locales; confírmalo con tu gestoría).</w:t>
       </w:r>
     </w:p>
     <w:p>
@@ -696,7 +696,7 @@
     </w:p>
     <w:p>
       <w:r>
-        <w:t>En sanidad, presentas una declaración responsable ante el registro sanitario de tu comunidad autónoma (RD 1021/2022). El RGSEAA solo aplica si sirves a otros negocios fuera de lo que permite el art. 3 de ese real decreto: el suministro marginal, localizado y restringido, que no pasa del 25 % del volumen anual o de 500 kg a la semana, con declaración responsable y registro de destinatarios, cantidades y fechas. Si vas a vender a restaurantes, confírmalo con tu inspector.</w:t>
+        <w:t>En sanidad, presentas una declaración responsable ante el registro sanitario de tu comunidad autónoma (RD 1021/2022). El RGSEAA solo aplica si sirves a otros negocios fuera de lo que permite el art. 3 de ese real decreto: el suministro marginal, localizado y restringido, con declaración responsable y registro de destinatarios, cantidades y fechas. Marginal significa que lo que sirves a otros negocios no pasa del 25 % de lo que vendes en el año, o que todo lo que vendes, al público incluido, no pasa de 500 kg a la semana. Si vas a vender a restaurantes, confírmalo con tu inspector.</w:t>
       </w:r>
     </w:p>
     <w:p>
@@ -738,7 +738,7 @@
     </w:p>
     <w:p>
       <w:r>
-        <w:t>La conclusión es que una heladería artesanal de este tamaño es viable, pero exigente. Con 143 clientes al día a 4,90 € por persona, el primer año deja un neto de 12.580 € y una holgura de caja del 19,5 %. Pero esa holgura baja al 8,7 % en el segundo año y al 9,9 % en el tercero, cuando ya devuelves el principal. El DSCR mínimo es de 1,37, el saldo mínimo de caja es de 30.175 € en marzo, y el payback, «Más de 3 años». No es un negocio para ir con el capital justo.</w:t>
+        <w:t>La conclusión es que una heladería artesanal de este tamaño es viable, pero exigente. Con 143 clientes al día a 4,90 € por persona, el primer año deja un neto de 12.580 € y una holgura de caja del 19,5 %. Pero esa holgura baja al 8,7 % en el segundo año y al 9,9 % en el tercero, cuando ya devuelves el principal. El DSCR mínimo es de 1,37, el saldo mínimo de caja es de 30.175 € en marzo, y el payback, de más de tres años. No es un negocio para ir con el capital justo.</w:t>
       </w:r>
     </w:p>
     <w:p>
@@ -753,7 +753,7 @@
     </w:p>
     <w:p>
       <w:r>
-        <w:t>El sexto riesgo es el clima: un verano frío y lluvioso es el escenario pesimista, con pérdidas. No se evita, se absorbe, y para eso sirve la holgura de caja de los años 2 y 3 y el fondo de maniobra. El séptimo es el de las materias primas que se disparan, como el pistacho, el cacao y la vainilla. Calcula el escandallo de cada sabor, revisa el precio de carta cada temporada y no dejes que un sabor estrella se coma tu margen. Cuando un ingrediente se dispara, tienes tres salidas: subir el precio de ese sabor, rotarlo como sabor de temporada o sustituirlo por otro que te dé el mismo atractivo. Lo que no puedes hacer es seguir vendiéndolo al mismo precio sin mirar el escandallo. Un seguro de interrupción no cubre un mal verano, así que la protección real es un plan con colchón de caja y un fondo de maniobra que no se toca para otra cosa.</w:t>
+        <w:t>El sexto riesgo es el clima: un verano frío y lluvioso es el escenario pesimista, con pérdidas. No se evita: en un año así la venta baja de 217.217 € a 165.600 € (un 24 % menos), mucho más de lo que aguanta la holgura de caja de los años 2 y 3 (8,7 % y 9,9 %, por debajo del 15 % que pide el propio Excel). En el segundo año te costaría unos 36.000 € de caja, que solo se pagan con la caja que deja el primero (66.345 € en febrero). Un mal verano se aguanta; dos seguidos no se aguantan sin renegociar la cuota del préstamo. El séptimo es el de las materias primas que se disparan, como el pistacho, el cacao y la vainilla. Calcula el escandallo de cada sabor, revisa el precio de carta cada temporada y no dejes que un sabor estrella se coma tu margen. Cuando un ingrediente se dispara, tienes tres salidas: subir el precio de ese sabor, rotarlo como sabor de temporada o sustituirlo por otro que te dé el mismo atractivo. Lo que no puedes hacer es seguir vendiéndolo al mismo precio sin mirar el escandallo. Un seguro de interrupción no cubre un mal verano, así que la protección real es un plan con colchón de caja y un fondo de maniobra que no se toca para otra cosa.</w:t>
       </w:r>
     </w:p>
     <w:p>
@@ -768,7 +768,7 @@
     </w:p>
     <w:p>
       <w:r>
-        <w:t>El siguiente paso es completar el Excel con tus cifras: tu alquiler real, tu ticket, tu préstamo, tu plantilla y tu calendario de apertura. Cambia solo las celdas verdes; este documento recoge los números del caso, y los tuyos los marca tu hoja de cálculo. Con tus datos delante, vuelve a esta sección y comprueba si la holgura de los años 2 y 3 sigue siendo suficiente para un verano malo. Si lo es, tienes un plan sólido para llevar al banco; si no, ajusta la inversión, el calendario o la variante de ahorro antes de firmar nada.</w:t>
+        <w:t>El siguiente paso es completar el Excel con tus cifras: tu alquiler real, tu ticket, tu préstamo, tu plantilla y tu calendario de apertura. Cambia solo las celdas verdes; este documento recoge los números del caso, y los tuyos los marca tu hoja de cálculo. Con tus datos delante, vuelve a esta sección y comprueba qué te queda de caja si el segundo verano es el pesimista. Si la caja aguanta, tienes un plan sólido para llevar al banco; si no, ajusta la inversión, el calendario o la variante de ahorro antes de firmar nada.</w:t>
       </w:r>
     </w:p>
     <w:p>
